--- a/docs/report/Test-di-Sicurezza-Eseguiti.docx
+++ b/docs/report/Test-di-Sicurezza-Eseguiti.docx
@@ -159,7 +159,7 @@
               <w:rPr>
                 <w:sz w:val="17"/>
               </w:rPr>
-              <w:t xml:space="preserve"> su 566 librerie (prodotto e strumenti di sviluppo)</w:t>
+              <w:t xml:space="preserve"> su 563 librerie (prodotto e strumenti di sviluppo)</w:t>
             </w:r>
           </w:p>
         </w:tc>
@@ -3938,7 +3938,7 @@
               <w:rPr>
                 <w:sz w:val="17"/>
               </w:rPr>
-              <w:t>✅ 0 su 566 librerie</w:t>
+              <w:t>✅ 0 su 563 librerie</w:t>
             </w:r>
           </w:p>
         </w:tc>
